--- a/docs/ClaimClear_AI_Architecture.docx
+++ b/docs/ClaimClear_AI_Architecture.docx
@@ -50,7 +50,7 @@
     </w:p>
     <w:p>
       <w:r>
-        <w:t>decisions. It combines RAG (Retrieval-Augmented Generation), self-evaluation,</w:t>
+        <w:t>decisions. It combines LangChain RAG (PDF document grounding), self-evaluation,</w:t>
       </w:r>
     </w:p>
     <w:p>
@@ -86,7 +86,7 @@
         <w:br/>
         <w:t>│   │  Claim Form   │   │  Sidebar     │   │  Results     │   │</w:t>
         <w:br/>
-        <w:t>│   │  (input)      │   │  (settings)  │   │  (output)    │   │</w:t>
+        <w:t>│   │  (input)      │   │  (settings)  │   │  + RAG Cites │   │</w:t>
         <w:br/>
         <w:t>│   └──────┬───────┘   └──────────────┘   └──────▲───────┘   │</w:t>
         <w:br/>
@@ -98,21 +98,41 @@
         <w:br/>
         <w:t>│   │                                                      │   │</w:t>
         <w:br/>
-        <w:t>│   │  ┌─────────┐  ┌─────────┐  ┌──────────┐  ┌───────┐ │   │</w:t>
+        <w:t>│   │  ┌────────┐  ┌────────┐  ┌────────┐  ┌──────┐      │   │</w:t>
         <w:br/>
-        <w:t>│   │  │ Analyze │──▶│Generate │──▶│ Evaluate │──▶│Refine │ │   │</w:t>
+        <w:t>│   │  │Analyze │─▶│Retrieve│─▶│Generate│─▶│Eval. │──┐   │   │</w:t>
         <w:br/>
-        <w:t>│   │  └─────────┘  └────┬────┘  └──────────┘  └───────┘ │   │</w:t>
+        <w:t>│   │  └────────┘  └───┬────┘  └────────┘  └──────┘  │   │   │</w:t>
         <w:br/>
-        <w:t>│   │                     │                                │   │</w:t>
+        <w:t>│   │                   │                        ┌────▼─┐ │   │</w:t>
         <w:br/>
-        <w:t>│   │              ┌──────▼──────┐                         │   │</w:t>
+        <w:t>│   │            ┌──────▼──────┐                 │Refine│ │   │</w:t>
         <w:br/>
-        <w:t>│   │              │ PolicyStore  │                         │   │</w:t>
+        <w:t>│   │            │ PolicyStore  │                 └──────┘ │   │</w:t>
         <w:br/>
-        <w:t>│   │              │ (RAG)        │                         │   │</w:t>
+        <w:t>│   │            │ (LangChain)  │                          │   │</w:t>
         <w:br/>
-        <w:t>│   │              └─────────────┘                         │   │</w:t>
+        <w:t>│   │            └──────┬──────┘                          │   │</w:t>
+        <w:br/>
+        <w:t>│   │                   │                                  │   │</w:t>
+        <w:br/>
+        <w:t>│   │            ┌──────▼──────┐                          │   │</w:t>
+        <w:br/>
+        <w:t>│   │            │ ChromaDB /   │                          │   │</w:t>
+        <w:br/>
+        <w:t>│   │            │ Keyword      │                          │   │</w:t>
+        <w:br/>
+        <w:t>│   │            └──────┬──────┘                          │   │</w:t>
+        <w:br/>
+        <w:t>│   │                   │                                  │   │</w:t>
+        <w:br/>
+        <w:t>│   │            ┌──────▼──────┐                          │   │</w:t>
+        <w:br/>
+        <w:t>│   │            │ Policy PDF   │                          │   │</w:t>
+        <w:br/>
+        <w:t>│   │            │ (8 pages)    │                          │   │</w:t>
+        <w:br/>
+        <w:t>│   │            └─────────────┘                          │   │</w:t>
         <w:br/>
         <w:t>│   └──────────────────────────────────────────────────────┘   │</w:t>
         <w:br/>
@@ -124,9 +144,13 @@
         <w:br/>
         <w:t>┌──────────▼──────────┐</w:t>
         <w:br/>
-        <w:t>│   OpenAI API         │</w:t>
+        <w:t>│   LLM Provider       │</w:t>
         <w:br/>
-        <w:t>│   (gpt-4o-mini)      │</w:t>
+        <w:t>│   - OpenAI API       │</w:t>
+        <w:br/>
+        <w:t>│   - TCS GenAI Lab    │</w:t>
+        <w:br/>
+        <w:t>│   - Custom Endpoint  │</w:t>
         <w:br/>
         <w:t>└─────────────────────┘</w:t>
       </w:r>
@@ -247,7 +271,35 @@
               <w:rPr>
                 <w:sz w:val="18"/>
               </w:rPr>
-              <w:t>API key (password field), model selector, tone, reading level</w:t>
+              <w:t>Model selector, API key, custom URL, tone, reading level</w:t>
+            </w:r>
+          </w:p>
+        </w:tc>
+      </w:tr>
+      <w:tr>
+        <w:tc>
+          <w:tcPr>
+            <w:tcW w:type="dxa" w:w="4320"/>
+          </w:tcPr>
+          <w:p>
+            <w:r>
+              <w:rPr>
+                <w:sz w:val="18"/>
+              </w:rPr>
+              <w:t>Model selection</w:t>
+            </w:r>
+          </w:p>
+        </w:tc>
+        <w:tc>
+          <w:tcPr>
+            <w:tcW w:type="dxa" w:w="4320"/>
+          </w:tcPr>
+          <w:p>
+            <w:r>
+              <w:rPr>
+                <w:sz w:val="18"/>
+              </w:rPr>
+              <w:t>OpenAI GPT-4o-mini, GPT-4o, TCS GenAI Lab, or custom endpoint</w:t>
             </w:r>
           </w:p>
         </w:tc>
@@ -346,6 +398,90 @@
               <w:rPr>
                 <w:sz w:val="18"/>
               </w:rPr>
+              <w:t>RAG citations</w:t>
+            </w:r>
+          </w:p>
+        </w:tc>
+        <w:tc>
+          <w:tcPr>
+            <w:tcW w:type="dxa" w:w="4320"/>
+          </w:tcPr>
+          <w:p>
+            <w:r>
+              <w:rPr>
+                <w:sz w:val="18"/>
+              </w:rPr>
+              <w:t>Source badges showing PDF name, page number, section, excerpt text</w:t>
+            </w:r>
+          </w:p>
+        </w:tc>
+      </w:tr>
+      <w:tr>
+        <w:tc>
+          <w:tcPr>
+            <w:tcW w:type="dxa" w:w="4320"/>
+          </w:tcPr>
+          <w:p>
+            <w:r>
+              <w:rPr>
+                <w:sz w:val="18"/>
+              </w:rPr>
+              <w:t>RAG method badge</w:t>
+            </w:r>
+          </w:p>
+        </w:tc>
+        <w:tc>
+          <w:tcPr>
+            <w:tcW w:type="dxa" w:w="4320"/>
+          </w:tcPr>
+          <w:p>
+            <w:r>
+              <w:rPr>
+                <w:sz w:val="18"/>
+              </w:rPr>
+              <w:t>Shows whether vector search or keyword fallback was used</w:t>
+            </w:r>
+          </w:p>
+        </w:tc>
+      </w:tr>
+      <w:tr>
+        <w:tc>
+          <w:tcPr>
+            <w:tcW w:type="dxa" w:w="4320"/>
+          </w:tcPr>
+          <w:p>
+            <w:r>
+              <w:rPr>
+                <w:sz w:val="18"/>
+              </w:rPr>
+              <w:t>Policy PDF</w:t>
+            </w:r>
+          </w:p>
+        </w:tc>
+        <w:tc>
+          <w:tcPr>
+            <w:tcW w:type="dxa" w:w="4320"/>
+          </w:tcPr>
+          <w:p>
+            <w:r>
+              <w:rPr>
+                <w:sz w:val="18"/>
+              </w:rPr>
+              <w:t>Download button in sidebar for the source policy document</w:t>
+            </w:r>
+          </w:p>
+        </w:tc>
+      </w:tr>
+      <w:tr>
+        <w:tc>
+          <w:tcPr>
+            <w:tcW w:type="dxa" w:w="4320"/>
+          </w:tcPr>
+          <w:p>
+            <w:r>
+              <w:rPr>
+                <w:sz w:val="18"/>
+              </w:rPr>
               <w:t>Pipeline transparency</w:t>
             </w:r>
           </w:p>
@@ -415,7 +551,7 @@
               <w:rPr>
                 <w:sz w:val="18"/>
               </w:rPr>
-              <w:t>Pre-built response when no API key is configured</w:t>
+              <w:t>Pre-built response with sample RAG citations when no API key</w:t>
             </w:r>
           </w:p>
         </w:tc>
@@ -435,7 +571,7 @@
     </w:p>
     <w:p>
       <w:r>
-        <w:t>The pipeline is a sequential chain of four specialized LLM calls:</w:t>
+        <w:t>The pipeline is a sequential chain of specialized LLM calls with RAG retrieval:</w:t>
       </w:r>
     </w:p>
     <w:tbl>
@@ -568,6 +704,60 @@
               <w:rPr>
                 <w:sz w:val="18"/>
               </w:rPr>
+              <w:t>Retrieve</w:t>
+            </w:r>
+          </w:p>
+        </w:tc>
+        <w:tc>
+          <w:tcPr>
+            <w:tcW w:type="dxa" w:w="2160"/>
+          </w:tcPr>
+          <w:p>
+            <w:r>
+              <w:rPr>
+                <w:sz w:val="18"/>
+              </w:rPr>
+              <w:t>Claim query</w:t>
+            </w:r>
+          </w:p>
+        </w:tc>
+        <w:tc>
+          <w:tcPr>
+            <w:tcW w:type="dxa" w:w="2160"/>
+          </w:tcPr>
+          <w:p>
+            <w:r>
+              <w:rPr>
+                <w:sz w:val="18"/>
+              </w:rPr>
+              <w:t>`RAGContext` (top-3 chunks with page numbers)</w:t>
+            </w:r>
+          </w:p>
+        </w:tc>
+        <w:tc>
+          <w:tcPr>
+            <w:tcW w:type="dxa" w:w="2160"/>
+          </w:tcPr>
+          <w:p>
+            <w:r>
+              <w:rPr>
+                <w:sz w:val="18"/>
+              </w:rPr>
+              <w:t>LangChain RAG from policy PDF</w:t>
+            </w:r>
+          </w:p>
+        </w:tc>
+      </w:tr>
+      <w:tr>
+        <w:tc>
+          <w:tcPr>
+            <w:tcW w:type="dxa" w:w="2160"/>
+          </w:tcPr>
+          <w:p>
+            <w:r>
+              <w:rPr>
+                <w:sz w:val="18"/>
+              </w:rPr>
               <w:t>Generate</w:t>
             </w:r>
           </w:p>
@@ -607,7 +797,7 @@
               <w:rPr>
                 <w:sz w:val="18"/>
               </w:rPr>
-              <w:t>Core explanation generation</w:t>
+              <w:t>Core explanation with PDF citations</w:t>
             </w:r>
           </w:p>
         </w:tc>
@@ -724,7 +914,7 @@
     <w:p/>
     <w:p>
       <w:r>
-        <w:t>Each stage uses:</w:t>
+        <w:t>Each LLM stage uses:</w:t>
       </w:r>
     </w:p>
     <w:p>
@@ -759,12 +949,12 @@
         <w:rPr>
           <w:color w:val="17A2B8"/>
         </w:rPr>
-        <w:t>2.3 Policy Store (`policy_store.py`)</w:t>
+        <w:t>2.3 Policy Store (`policy_store.py`) — LangChain RAG</w:t>
       </w:r>
     </w:p>
     <w:p>
       <w:r>
-        <w:t>RAG-style knowledge retrieval:</w:t>
+        <w:t>The PolicyStore implements a full RAG pipeline with dual retrieval:</w:t>
       </w:r>
     </w:p>
     <w:tbl>
@@ -815,7 +1005,7 @@
               <w:rPr>
                 <w:sz w:val="18"/>
               </w:rPr>
-              <w:t>Storage</w:t>
+              <w:t>Document Source</w:t>
             </w:r>
           </w:p>
         </w:tc>
@@ -828,7 +1018,7 @@
               <w:rPr>
                 <w:sz w:val="18"/>
               </w:rPr>
-              <w:t>In-memory list of `PolicySection` dataclasses</w:t>
+              <w:t>`docs/SilverShield_Master_Policy.pdf` (8 pages, 12 sections)</w:t>
             </w:r>
           </w:p>
         </w:tc>
@@ -843,7 +1033,7 @@
               <w:rPr>
                 <w:sz w:val="18"/>
               </w:rPr>
-              <w:t>Content</w:t>
+              <w:t>PDF Ingestion</w:t>
             </w:r>
           </w:p>
         </w:tc>
@@ -856,7 +1046,7 @@
               <w:rPr>
                 <w:sz w:val="18"/>
               </w:rPr>
-              <w:t>20 policy sections across 5 insurance types</w:t>
+              <w:t>LangChain `PyPDFLoader` extracts text page by page</w:t>
             </w:r>
           </w:p>
         </w:tc>
@@ -871,7 +1061,7 @@
               <w:rPr>
                 <w:sz w:val="18"/>
               </w:rPr>
-              <w:t>Retrieval</w:t>
+              <w:t>Text Splitting</w:t>
             </w:r>
           </w:p>
         </w:tc>
@@ -884,7 +1074,7 @@
               <w:rPr>
                 <w:sz w:val="18"/>
               </w:rPr>
-              <w:t>Keyword overlap scoring with policy-type boosting</w:t>
+              <w:t>`RecursiveCharacterTextSplitter` (500 chars, 80 overlap)</w:t>
             </w:r>
           </w:p>
         </w:tc>
@@ -899,7 +1089,7 @@
               <w:rPr>
                 <w:sz w:val="18"/>
               </w:rPr>
-              <w:t>Integration</w:t>
+              <w:t>Vector Store</w:t>
             </w:r>
           </w:p>
         </w:tc>
@@ -912,7 +1102,7 @@
               <w:rPr>
                 <w:sz w:val="18"/>
               </w:rPr>
-              <w:t>Called between Analyze and Generate stages</w:t>
+              <w:t>ChromaDB in-memory collection with OpenAI `text-embedding-3-small`</w:t>
             </w:r>
           </w:p>
         </w:tc>
@@ -927,7 +1117,7 @@
               <w:rPr>
                 <w:sz w:val="18"/>
               </w:rPr>
-              <w:t>Purpose</w:t>
+              <w:t>Keyword Fallback</w:t>
             </w:r>
           </w:p>
         </w:tc>
@@ -940,7 +1130,237 @@
               <w:rPr>
                 <w:sz w:val="18"/>
               </w:rPr>
-              <w:t>Ground explanations in real policy knowledge</w:t>
+              <w:t>TF-IDF keyword matching when no API key (zero-cost)</w:t>
+            </w:r>
+          </w:p>
+        </w:tc>
+      </w:tr>
+      <w:tr>
+        <w:tc>
+          <w:tcPr>
+            <w:tcW w:type="dxa" w:w="4320"/>
+          </w:tcPr>
+          <w:p>
+            <w:r>
+              <w:rPr>
+                <w:sz w:val="18"/>
+              </w:rPr>
+              <w:t>Policy Type Boost</w:t>
+            </w:r>
+          </w:p>
+        </w:tc>
+        <w:tc>
+          <w:tcPr>
+            <w:tcW w:type="dxa" w:w="4320"/>
+          </w:tcPr>
+          <w:p>
+            <w:r>
+              <w:rPr>
+                <w:sz w:val="18"/>
+              </w:rPr>
+              <w:t>2x score boost when chunk matches the claim's policy type</w:t>
+            </w:r>
+          </w:p>
+        </w:tc>
+      </w:tr>
+      <w:tr>
+        <w:tc>
+          <w:tcPr>
+            <w:tcW w:type="dxa" w:w="4320"/>
+          </w:tcPr>
+          <w:p>
+            <w:r>
+              <w:rPr>
+                <w:sz w:val="18"/>
+              </w:rPr>
+              <w:t>Citation Data</w:t>
+            </w:r>
+          </w:p>
+        </w:tc>
+        <w:tc>
+          <w:tcPr>
+            <w:tcW w:type="dxa" w:w="4320"/>
+          </w:tcPr>
+          <w:p>
+            <w:r>
+              <w:rPr>
+                <w:sz w:val="18"/>
+              </w:rPr>
+              <w:t>Every chunk carries: section name, page number, source filename</w:t>
+            </w:r>
+          </w:p>
+        </w:tc>
+      </w:tr>
+      <w:tr>
+        <w:tc>
+          <w:tcPr>
+            <w:tcW w:type="dxa" w:w="4320"/>
+          </w:tcPr>
+          <w:p>
+            <w:r>
+              <w:rPr>
+                <w:sz w:val="18"/>
+              </w:rPr>
+              <w:t>Output</w:t>
+            </w:r>
+          </w:p>
+        </w:tc>
+        <w:tc>
+          <w:tcPr>
+            <w:tcW w:type="dxa" w:w="4320"/>
+          </w:tcPr>
+          <w:p>
+            <w:r>
+              <w:rPr>
+                <w:sz w:val="18"/>
+              </w:rPr>
+              <w:t>`RAGContext` with structured citations for UI display</w:t>
+            </w:r>
+          </w:p>
+        </w:tc>
+      </w:tr>
+    </w:tbl>
+    <w:p/>
+    <w:p>
+      <w:r/>
+      <w:r>
+        <w:rPr>
+          <w:b/>
+        </w:rPr>
+        <w:t>Retrieval modes:</w:t>
+      </w:r>
+      <w:r/>
+    </w:p>
+    <w:tbl>
+      <w:tblPr>
+        <w:tblStyle w:val="LightGrid-Accent1"/>
+        <w:tblW w:type="auto" w:w="0"/>
+        <w:tblLook w:firstColumn="1" w:firstRow="1" w:lastColumn="0" w:lastRow="0" w:noHBand="0" w:noVBand="1" w:val="04A0"/>
+      </w:tblPr>
+      <w:tblGrid>
+        <w:gridCol w:w="2880"/>
+        <w:gridCol w:w="2880"/>
+        <w:gridCol w:w="2880"/>
+      </w:tblGrid>
+      <w:tr>
+        <w:tc>
+          <w:tcPr>
+            <w:tcW w:type="dxa" w:w="2880"/>
+          </w:tcPr>
+          <w:p>
+            <w:r>
+              <w:rPr>
+                <w:sz w:val="18"/>
+              </w:rPr>
+              <w:t>Mode</w:t>
+            </w:r>
+          </w:p>
+        </w:tc>
+        <w:tc>
+          <w:tcPr>
+            <w:tcW w:type="dxa" w:w="2880"/>
+          </w:tcPr>
+          <w:p>
+            <w:r>
+              <w:rPr>
+                <w:sz w:val="18"/>
+              </w:rPr>
+              <w:t>When Used</w:t>
+            </w:r>
+          </w:p>
+        </w:tc>
+        <w:tc>
+          <w:tcPr>
+            <w:tcW w:type="dxa" w:w="2880"/>
+          </w:tcPr>
+          <w:p>
+            <w:r>
+              <w:rPr>
+                <w:sz w:val="18"/>
+              </w:rPr>
+              <w:t>How It Works</w:t>
+            </w:r>
+          </w:p>
+        </w:tc>
+      </w:tr>
+      <w:tr>
+        <w:tc>
+          <w:tcPr>
+            <w:tcW w:type="dxa" w:w="2880"/>
+          </w:tcPr>
+          <w:p>
+            <w:r>
+              <w:rPr>
+                <w:sz w:val="18"/>
+              </w:rPr>
+              <w:t>Vector</w:t>
+            </w:r>
+          </w:p>
+        </w:tc>
+        <w:tc>
+          <w:tcPr>
+            <w:tcW w:type="dxa" w:w="2880"/>
+          </w:tcPr>
+          <w:p>
+            <w:r>
+              <w:rPr>
+                <w:sz w:val="18"/>
+              </w:rPr>
+              <w:t>API key available</w:t>
+            </w:r>
+          </w:p>
+        </w:tc>
+        <w:tc>
+          <w:tcPr>
+            <w:tcW w:type="dxa" w:w="2880"/>
+          </w:tcPr>
+          <w:p>
+            <w:r>
+              <w:rPr>
+                <w:sz w:val="18"/>
+              </w:rPr>
+              <w:t>ChromaDB similarity search with OpenAI embeddings</w:t>
+            </w:r>
+          </w:p>
+        </w:tc>
+      </w:tr>
+      <w:tr>
+        <w:tc>
+          <w:tcPr>
+            <w:tcW w:type="dxa" w:w="2880"/>
+          </w:tcPr>
+          <w:p>
+            <w:r>
+              <w:rPr>
+                <w:sz w:val="18"/>
+              </w:rPr>
+              <w:t>Keyword</w:t>
+            </w:r>
+          </w:p>
+        </w:tc>
+        <w:tc>
+          <w:tcPr>
+            <w:tcW w:type="dxa" w:w="2880"/>
+          </w:tcPr>
+          <w:p>
+            <w:r>
+              <w:rPr>
+                <w:sz w:val="18"/>
+              </w:rPr>
+              <w:t>No API key / fallback</w:t>
+            </w:r>
+          </w:p>
+        </w:tc>
+        <w:tc>
+          <w:tcPr>
+            <w:tcW w:type="dxa" w:w="2880"/>
+          </w:tcPr>
+          <w:p>
+            <w:r>
+              <w:rPr>
+                <w:sz w:val="18"/>
+              </w:rPr>
+              <w:t>Token overlap scoring with policy-type boosting</w:t>
             </w:r>
           </w:p>
         </w:tc>
@@ -955,7 +1375,569 @@
         <w:rPr>
           <w:color w:val="17A2B8"/>
         </w:rPr>
-        <w:t>2.4 Sample Data (`sample_data.py`)</w:t>
+        <w:t>2.4 Policy PDF (`create_policy_pdf.py`)</w:t>
+      </w:r>
+    </w:p>
+    <w:p>
+      <w:r>
+        <w:t>The `SilverShield_Master_Policy.pdf` is a realistic 8-page insurance policy:</w:t>
+      </w:r>
+    </w:p>
+    <w:tbl>
+      <w:tblPr>
+        <w:tblStyle w:val="LightGrid-Accent1"/>
+        <w:tblW w:type="auto" w:w="0"/>
+        <w:tblLook w:firstColumn="1" w:firstRow="1" w:lastColumn="0" w:lastRow="0" w:noHBand="0" w:noVBand="1" w:val="04A0"/>
+      </w:tblPr>
+      <w:tblGrid>
+        <w:gridCol w:w="2880"/>
+        <w:gridCol w:w="2880"/>
+        <w:gridCol w:w="2880"/>
+      </w:tblGrid>
+      <w:tr>
+        <w:tc>
+          <w:tcPr>
+            <w:tcW w:type="dxa" w:w="2880"/>
+          </w:tcPr>
+          <w:p>
+            <w:r>
+              <w:rPr>
+                <w:sz w:val="18"/>
+              </w:rPr>
+              <w:t>Section</w:t>
+            </w:r>
+          </w:p>
+        </w:tc>
+        <w:tc>
+          <w:tcPr>
+            <w:tcW w:type="dxa" w:w="2880"/>
+          </w:tcPr>
+          <w:p>
+            <w:r>
+              <w:rPr>
+                <w:sz w:val="18"/>
+              </w:rPr>
+              <w:t>Page</w:t>
+            </w:r>
+          </w:p>
+        </w:tc>
+        <w:tc>
+          <w:tcPr>
+            <w:tcW w:type="dxa" w:w="2880"/>
+          </w:tcPr>
+          <w:p>
+            <w:r>
+              <w:rPr>
+                <w:sz w:val="18"/>
+              </w:rPr>
+              <w:t>Content</w:t>
+            </w:r>
+          </w:p>
+        </w:tc>
+      </w:tr>
+      <w:tr>
+        <w:tc>
+          <w:tcPr>
+            <w:tcW w:type="dxa" w:w="2880"/>
+          </w:tcPr>
+          <w:p>
+            <w:r>
+              <w:rPr>
+                <w:sz w:val="18"/>
+              </w:rPr>
+              <w:t>Definitions and Key Terms</w:t>
+            </w:r>
+          </w:p>
+        </w:tc>
+        <w:tc>
+          <w:tcPr>
+            <w:tcW w:type="dxa" w:w="2880"/>
+          </w:tcPr>
+          <w:p>
+            <w:r>
+              <w:rPr>
+                <w:sz w:val="18"/>
+              </w:rPr>
+              <w:t>2</w:t>
+            </w:r>
+          </w:p>
+        </w:tc>
+        <w:tc>
+          <w:tcPr>
+            <w:tcW w:type="dxa" w:w="2880"/>
+          </w:tcPr>
+          <w:p>
+            <w:r>
+              <w:rPr>
+                <w:sz w:val="18"/>
+              </w:rPr>
+              <w:t>Deductible, coinsurance, copayment, OOP max, etc.</w:t>
+            </w:r>
+          </w:p>
+        </w:tc>
+      </w:tr>
+      <w:tr>
+        <w:tc>
+          <w:tcPr>
+            <w:tcW w:type="dxa" w:w="2880"/>
+          </w:tcPr>
+          <w:p>
+            <w:r>
+              <w:rPr>
+                <w:sz w:val="18"/>
+              </w:rPr>
+              <w:t>Coverage Overview</w:t>
+            </w:r>
+          </w:p>
+        </w:tc>
+        <w:tc>
+          <w:tcPr>
+            <w:tcW w:type="dxa" w:w="2880"/>
+          </w:tcPr>
+          <w:p>
+            <w:r>
+              <w:rPr>
+                <w:sz w:val="18"/>
+              </w:rPr>
+              <w:t>2</w:t>
+            </w:r>
+          </w:p>
+        </w:tc>
+        <w:tc>
+          <w:tcPr>
+            <w:tcW w:type="dxa" w:w="2880"/>
+          </w:tcPr>
+          <w:p>
+            <w:r>
+              <w:rPr>
+                <w:sz w:val="18"/>
+              </w:rPr>
+              <w:t>Health plan tiers (Silver/Gold/Platinum), multi-line discount</w:t>
+            </w:r>
+          </w:p>
+        </w:tc>
+      </w:tr>
+      <w:tr>
+        <w:tc>
+          <w:tcPr>
+            <w:tcW w:type="dxa" w:w="2880"/>
+          </w:tcPr>
+          <w:p>
+            <w:r>
+              <w:rPr>
+                <w:sz w:val="18"/>
+              </w:rPr>
+              <w:t>Network and Provider Requirements</w:t>
+            </w:r>
+          </w:p>
+        </w:tc>
+        <w:tc>
+          <w:tcPr>
+            <w:tcW w:type="dxa" w:w="2880"/>
+          </w:tcPr>
+          <w:p>
+            <w:r>
+              <w:rPr>
+                <w:sz w:val="18"/>
+              </w:rPr>
+              <w:t>3</w:t>
+            </w:r>
+          </w:p>
+        </w:tc>
+        <w:tc>
+          <w:tcPr>
+            <w:tcW w:type="dxa" w:w="2880"/>
+          </w:tcPr>
+          <w:p>
+            <w:r>
+              <w:rPr>
+                <w:sz w:val="18"/>
+              </w:rPr>
+              <w:t>In-network, out-of-network, gap exceptions, emergency</w:t>
+            </w:r>
+          </w:p>
+        </w:tc>
+      </w:tr>
+      <w:tr>
+        <w:tc>
+          <w:tcPr>
+            <w:tcW w:type="dxa" w:w="2880"/>
+          </w:tcPr>
+          <w:p>
+            <w:r>
+              <w:rPr>
+                <w:sz w:val="18"/>
+              </w:rPr>
+              <w:t>Covered Perils and Services</w:t>
+            </w:r>
+          </w:p>
+        </w:tc>
+        <w:tc>
+          <w:tcPr>
+            <w:tcW w:type="dxa" w:w="2880"/>
+          </w:tcPr>
+          <w:p>
+            <w:r>
+              <w:rPr>
+                <w:sz w:val="18"/>
+              </w:rPr>
+              <w:t>3</w:t>
+            </w:r>
+          </w:p>
+        </w:tc>
+        <w:tc>
+          <w:tcPr>
+            <w:tcW w:type="dxa" w:w="2880"/>
+          </w:tcPr>
+          <w:p>
+            <w:r>
+              <w:rPr>
+                <w:sz w:val="18"/>
+              </w:rPr>
+              <w:t>Health services, home perils</w:t>
+            </w:r>
+          </w:p>
+        </w:tc>
+      </w:tr>
+      <w:tr>
+        <w:tc>
+          <w:tcPr>
+            <w:tcW w:type="dxa" w:w="2880"/>
+          </w:tcPr>
+          <w:p>
+            <w:r>
+              <w:rPr>
+                <w:sz w:val="18"/>
+              </w:rPr>
+              <w:t>Prior Authorization</w:t>
+            </w:r>
+          </w:p>
+        </w:tc>
+        <w:tc>
+          <w:tcPr>
+            <w:tcW w:type="dxa" w:w="2880"/>
+          </w:tcPr>
+          <w:p>
+            <w:r>
+              <w:rPr>
+                <w:sz w:val="18"/>
+              </w:rPr>
+              <w:t>4</w:t>
+            </w:r>
+          </w:p>
+        </w:tc>
+        <w:tc>
+          <w:tcPr>
+            <w:tcW w:type="dxa" w:w="2880"/>
+          </w:tcPr>
+          <w:p>
+            <w:r>
+              <w:rPr>
+                <w:sz w:val="18"/>
+              </w:rPr>
+              <w:t>Required services, process, consequences</w:t>
+            </w:r>
+          </w:p>
+        </w:tc>
+      </w:tr>
+      <w:tr>
+        <w:tc>
+          <w:tcPr>
+            <w:tcW w:type="dxa" w:w="2880"/>
+          </w:tcPr>
+          <w:p>
+            <w:r>
+              <w:rPr>
+                <w:sz w:val="18"/>
+              </w:rPr>
+              <w:t>Cost Sharing and Deductibles</w:t>
+            </w:r>
+          </w:p>
+        </w:tc>
+        <w:tc>
+          <w:tcPr>
+            <w:tcW w:type="dxa" w:w="2880"/>
+          </w:tcPr>
+          <w:p>
+            <w:r>
+              <w:rPr>
+                <w:sz w:val="18"/>
+              </w:rPr>
+              <w:t>4</w:t>
+            </w:r>
+          </w:p>
+        </w:tc>
+        <w:tc>
+          <w:tcPr>
+            <w:tcW w:type="dxa" w:w="2880"/>
+          </w:tcPr>
+          <w:p>
+            <w:r>
+              <w:rPr>
+                <w:sz w:val="18"/>
+              </w:rPr>
+              <w:t>Annual deductible, coinsurance rates by plan</w:t>
+            </w:r>
+          </w:p>
+        </w:tc>
+      </w:tr>
+      <w:tr>
+        <w:tc>
+          <w:tcPr>
+            <w:tcW w:type="dxa" w:w="2880"/>
+          </w:tcPr>
+          <w:p>
+            <w:r>
+              <w:rPr>
+                <w:sz w:val="18"/>
+              </w:rPr>
+              <w:t>Exclusions and Limitations</w:t>
+            </w:r>
+          </w:p>
+        </w:tc>
+        <w:tc>
+          <w:tcPr>
+            <w:tcW w:type="dxa" w:w="2880"/>
+          </w:tcPr>
+          <w:p>
+            <w:r>
+              <w:rPr>
+                <w:sz w:val="18"/>
+              </w:rPr>
+              <w:t>5</w:t>
+            </w:r>
+          </w:p>
+        </w:tc>
+        <w:tc>
+          <w:tcPr>
+            <w:tcW w:type="dxa" w:w="2880"/>
+          </w:tcPr>
+          <w:p>
+            <w:r>
+              <w:rPr>
+                <w:sz w:val="18"/>
+              </w:rPr>
+              <w:t>General, homeowners, auto exclusions</w:t>
+            </w:r>
+          </w:p>
+        </w:tc>
+      </w:tr>
+      <w:tr>
+        <w:tc>
+          <w:tcPr>
+            <w:tcW w:type="dxa" w:w="2880"/>
+          </w:tcPr>
+          <w:p>
+            <w:r>
+              <w:rPr>
+                <w:sz w:val="18"/>
+              </w:rPr>
+              <w:t>Claims Filing Procedures</w:t>
+            </w:r>
+          </w:p>
+        </w:tc>
+        <w:tc>
+          <w:tcPr>
+            <w:tcW w:type="dxa" w:w="2880"/>
+          </w:tcPr>
+          <w:p>
+            <w:r>
+              <w:rPr>
+                <w:sz w:val="18"/>
+              </w:rPr>
+              <w:t>5</w:t>
+            </w:r>
+          </w:p>
+        </w:tc>
+        <w:tc>
+          <w:tcPr>
+            <w:tcW w:type="dxa" w:w="2880"/>
+          </w:tcPr>
+          <w:p>
+            <w:r>
+              <w:rPr>
+                <w:sz w:val="18"/>
+              </w:rPr>
+              <w:t>How to file, documentation, timeline</w:t>
+            </w:r>
+          </w:p>
+        </w:tc>
+      </w:tr>
+      <w:tr>
+        <w:tc>
+          <w:tcPr>
+            <w:tcW w:type="dxa" w:w="2880"/>
+          </w:tcPr>
+          <w:p>
+            <w:r>
+              <w:rPr>
+                <w:sz w:val="18"/>
+              </w:rPr>
+              <w:t>Appeals and Grievance Process</w:t>
+            </w:r>
+          </w:p>
+        </w:tc>
+        <w:tc>
+          <w:tcPr>
+            <w:tcW w:type="dxa" w:w="2880"/>
+          </w:tcPr>
+          <w:p>
+            <w:r>
+              <w:rPr>
+                <w:sz w:val="18"/>
+              </w:rPr>
+              <w:t>6</w:t>
+            </w:r>
+          </w:p>
+        </w:tc>
+        <w:tc>
+          <w:tcPr>
+            <w:tcW w:type="dxa" w:w="2880"/>
+          </w:tcPr>
+          <w:p>
+            <w:r>
+              <w:rPr>
+                <w:sz w:val="18"/>
+              </w:rPr>
+              <w:t>Internal appeals (Level 1/2), external review</w:t>
+            </w:r>
+          </w:p>
+        </w:tc>
+      </w:tr>
+      <w:tr>
+        <w:tc>
+          <w:tcPr>
+            <w:tcW w:type="dxa" w:w="2880"/>
+          </w:tcPr>
+          <w:p>
+            <w:r>
+              <w:rPr>
+                <w:sz w:val="18"/>
+              </w:rPr>
+              <w:t>Auto Insurance Provisions</w:t>
+            </w:r>
+          </w:p>
+        </w:tc>
+        <w:tc>
+          <w:tcPr>
+            <w:tcW w:type="dxa" w:w="2880"/>
+          </w:tcPr>
+          <w:p>
+            <w:r>
+              <w:rPr>
+                <w:sz w:val="18"/>
+              </w:rPr>
+              <w:t>6</w:t>
+            </w:r>
+          </w:p>
+        </w:tc>
+        <w:tc>
+          <w:tcPr>
+            <w:tcW w:type="dxa" w:w="2880"/>
+          </w:tcPr>
+          <w:p>
+            <w:r>
+              <w:rPr>
+                <w:sz w:val="18"/>
+              </w:rPr>
+              <w:t>Collision, comprehensive, aftermarket mods</w:t>
+            </w:r>
+          </w:p>
+        </w:tc>
+      </w:tr>
+      <w:tr>
+        <w:tc>
+          <w:tcPr>
+            <w:tcW w:type="dxa" w:w="2880"/>
+          </w:tcPr>
+          <w:p>
+            <w:r>
+              <w:rPr>
+                <w:sz w:val="18"/>
+              </w:rPr>
+              <w:t>Homeowners Insurance Provisions</w:t>
+            </w:r>
+          </w:p>
+        </w:tc>
+        <w:tc>
+          <w:tcPr>
+            <w:tcW w:type="dxa" w:w="2880"/>
+          </w:tcPr>
+          <w:p>
+            <w:r>
+              <w:rPr>
+                <w:sz w:val="18"/>
+              </w:rPr>
+              <w:t>7</w:t>
+            </w:r>
+          </w:p>
+        </w:tc>
+        <w:tc>
+          <w:tcPr>
+            <w:tcW w:type="dxa" w:w="2880"/>
+          </w:tcPr>
+          <w:p>
+            <w:r>
+              <w:rPr>
+                <w:sz w:val="18"/>
+              </w:rPr>
+              <w:t>Dwelling, water damage, ALE, personal property</w:t>
+            </w:r>
+          </w:p>
+        </w:tc>
+      </w:tr>
+      <w:tr>
+        <w:tc>
+          <w:tcPr>
+            <w:tcW w:type="dxa" w:w="2880"/>
+          </w:tcPr>
+          <w:p>
+            <w:r>
+              <w:rPr>
+                <w:sz w:val="18"/>
+              </w:rPr>
+              <w:t>Travel Insurance Provisions</w:t>
+            </w:r>
+          </w:p>
+        </w:tc>
+        <w:tc>
+          <w:tcPr>
+            <w:tcW w:type="dxa" w:w="2880"/>
+          </w:tcPr>
+          <w:p>
+            <w:r>
+              <w:rPr>
+                <w:sz w:val="18"/>
+              </w:rPr>
+              <w:t>7</w:t>
+            </w:r>
+          </w:p>
+        </w:tc>
+        <w:tc>
+          <w:tcPr>
+            <w:tcW w:type="dxa" w:w="2880"/>
+          </w:tcPr>
+          <w:p>
+            <w:r>
+              <w:rPr>
+                <w:sz w:val="18"/>
+              </w:rPr>
+              <w:t>Trip cancellation, documentation, interruption</w:t>
+            </w:r>
+          </w:p>
+        </w:tc>
+      </w:tr>
+    </w:tbl>
+    <w:p/>
+    <w:p>
+      <w:pPr>
+        <w:pStyle w:val="Heading3"/>
+      </w:pPr>
+      <w:r>
+        <w:rPr>
+          <w:color w:val="17A2B8"/>
+        </w:rPr>
+        <w:t>2.5 Sample Data (`sample_data.py`)</w:t>
       </w:r>
     </w:p>
     <w:p>
@@ -1285,7 +2267,7 @@
         <w:br/>
         <w:t xml:space="preserve">    ▼</w:t>
         <w:br/>
-        <w:t>Stage 1: _analyze(claim) ────────────────────────► OpenAI API</w:t>
+        <w:t>Stage 1: _analyze(claim) ────────────────────────► LLM API</w:t>
         <w:br/>
         <w:t xml:space="preserve">    │                                                    │</w:t>
         <w:br/>
@@ -1297,21 +2279,39 @@
         <w:br/>
         <w:t xml:space="preserve">    ▼</w:t>
         <w:br/>
-        <w:t>_retrieve_policy_context(claim) ──────► PolicyStore</w:t>
+        <w:t>Stage 2: _retrieve_policy_context(claim)</w:t>
         <w:br/>
-        <w:t xml:space="preserve">    │                                       │</w:t>
+        <w:t xml:space="preserve">    │</w:t>
         <w:br/>
-        <w:t xml:space="preserve">    ▼                                       ▼</w:t>
+        <w:t xml:space="preserve">    ├── LangChain PyPDFLoader ──► Parse PDF pages</w:t>
         <w:br/>
-        <w:t>RAG context string                    Top-3 matching sections</w:t>
+        <w:t xml:space="preserve">    ├── RecursiveCharacterTextSplitter ──► 500-char chunks</w:t>
+        <w:br/>
+        <w:t xml:space="preserve">    ├── ChromaDB (if embeddings available)</w:t>
+        <w:br/>
+        <w:t xml:space="preserve">    │   └── similarity_search_with_score(query, k=3)</w:t>
+        <w:br/>
+        <w:t xml:space="preserve">    │</w:t>
+        <w:br/>
+        <w:t xml:space="preserve">    └── Keyword fallback (if no embeddings)</w:t>
+        <w:br/>
+        <w:t xml:space="preserve">        └── TF-IDF overlap + policy_type boost</w:t>
         <w:br/>
         <w:t xml:space="preserve">    │</w:t>
         <w:br/>
         <w:t xml:space="preserve">    ▼</w:t>
         <w:br/>
-        <w:t>Stage 2: _generate(claim, analysis, rag_context) ─► OpenAI API</w:t>
+        <w:t>RAGContext (top-3 chunks with page numbers + scores)</w:t>
+        <w:br/>
+        <w:t xml:space="preserve">    │</w:t>
+        <w:br/>
+        <w:t xml:space="preserve">    ▼</w:t>
+        <w:br/>
+        <w:t>Stage 3: _generate(claim, analysis, rag_context) ─► LLM API</w:t>
         <w:br/>
         <w:t xml:space="preserve">    │   + Few-shot example injected                      │</w:t>
+        <w:br/>
+        <w:t xml:space="preserve">    │   + RAG citations with page refs                   │</w:t>
         <w:br/>
         <w:t xml:space="preserve">    ▼                                                    ▼</w:t>
         <w:br/>
@@ -1321,7 +2321,7 @@
         <w:br/>
         <w:t xml:space="preserve">    ▼</w:t>
         <w:br/>
-        <w:t>Stage 3: _evaluate(claim, explanation) ───────────► OpenAI API</w:t>
+        <w:t>Stage 4: _evaluate(claim, explanation) ───────────► LLM API</w:t>
         <w:br/>
         <w:t xml:space="preserve">    │                                                    │</w:t>
         <w:br/>
@@ -1343,7 +2343,7 @@
         <w:br/>
         <w:t xml:space="preserve">    ▼</w:t>
         <w:br/>
-        <w:t>Stage 4: _refine(claim, explanation, evaluation) ──► OpenAI API</w:t>
+        <w:t>Stage 5: _refine(claim, explanation, evaluation) ──► LLM API</w:t>
         <w:br/>
         <w:t xml:space="preserve">    │                                                     │</w:t>
         <w:br/>
@@ -1355,7 +2355,7 @@
         <w:br/>
         <w:t xml:space="preserve">    ▼</w:t>
         <w:br/>
-        <w:t>Return PipelineResult</w:t>
+        <w:t>Return PipelineResult (with RAGContext for UI citations)</w:t>
       </w:r>
     </w:p>
     <w:p>
@@ -1367,7 +2367,7 @@
         <w:t>Typical token usage:</w:t>
       </w:r>
       <w:r>
-        <w:t xml:space="preserve"> ~1,100 tokens (3 stages, no refinement needed)</w:t>
+        <w:t xml:space="preserve"> ~1,100 tokens (4 stages, no refinement needed)</w:t>
       </w:r>
     </w:p>
     <w:p>
@@ -1379,7 +2379,7 @@
         <w:t>With refinement:</w:t>
       </w:r>
       <w:r>
-        <w:t xml:space="preserve"> ~1,600 tokens (4 stages)</w:t>
+        <w:t xml:space="preserve"> ~1,600 tokens (5 stages)</w:t>
       </w:r>
     </w:p>
     <w:p>
@@ -1398,6 +2398,301 @@
         <w:t>4. LLM Integration</w:t>
       </w:r>
     </w:p>
+    <w:p>
+      <w:pPr>
+        <w:pStyle w:val="Heading3"/>
+      </w:pPr>
+      <w:r>
+        <w:rPr>
+          <w:color w:val="17A2B8"/>
+        </w:rPr>
+        <w:t>Multi-Model Support</w:t>
+      </w:r>
+    </w:p>
+    <w:tbl>
+      <w:tblPr>
+        <w:tblStyle w:val="LightGrid-Accent1"/>
+        <w:tblW w:type="auto" w:w="0"/>
+        <w:tblLook w:firstColumn="1" w:firstRow="1" w:lastColumn="0" w:lastRow="0" w:noHBand="0" w:noVBand="1" w:val="04A0"/>
+      </w:tblPr>
+      <w:tblGrid>
+        <w:gridCol w:w="2160"/>
+        <w:gridCol w:w="2160"/>
+        <w:gridCol w:w="2160"/>
+        <w:gridCol w:w="2160"/>
+      </w:tblGrid>
+      <w:tr>
+        <w:tc>
+          <w:tcPr>
+            <w:tcW w:type="dxa" w:w="2160"/>
+          </w:tcPr>
+          <w:p>
+            <w:r>
+              <w:rPr>
+                <w:sz w:val="18"/>
+              </w:rPr>
+              <w:t>Provider</w:t>
+            </w:r>
+          </w:p>
+        </w:tc>
+        <w:tc>
+          <w:tcPr>
+            <w:tcW w:type="dxa" w:w="2160"/>
+          </w:tcPr>
+          <w:p>
+            <w:r>
+              <w:rPr>
+                <w:sz w:val="18"/>
+              </w:rPr>
+              <w:t>Model ID</w:t>
+            </w:r>
+          </w:p>
+        </w:tc>
+        <w:tc>
+          <w:tcPr>
+            <w:tcW w:type="dxa" w:w="2160"/>
+          </w:tcPr>
+          <w:p>
+            <w:r>
+              <w:rPr>
+                <w:sz w:val="18"/>
+              </w:rPr>
+              <w:t>Base URL</w:t>
+            </w:r>
+          </w:p>
+        </w:tc>
+        <w:tc>
+          <w:tcPr>
+            <w:tcW w:type="dxa" w:w="2160"/>
+          </w:tcPr>
+          <w:p>
+            <w:r>
+              <w:rPr>
+                <w:sz w:val="18"/>
+              </w:rPr>
+              <w:t>API Key Required</w:t>
+            </w:r>
+          </w:p>
+        </w:tc>
+      </w:tr>
+      <w:tr>
+        <w:tc>
+          <w:tcPr>
+            <w:tcW w:type="dxa" w:w="2160"/>
+          </w:tcPr>
+          <w:p>
+            <w:r>
+              <w:rPr>
+                <w:sz w:val="18"/>
+              </w:rPr>
+              <w:t>OpenAI</w:t>
+            </w:r>
+          </w:p>
+        </w:tc>
+        <w:tc>
+          <w:tcPr>
+            <w:tcW w:type="dxa" w:w="2160"/>
+          </w:tcPr>
+          <w:p>
+            <w:r>
+              <w:rPr>
+                <w:sz w:val="18"/>
+              </w:rPr>
+              <w:t>`gpt-4o-mini`</w:t>
+            </w:r>
+          </w:p>
+        </w:tc>
+        <w:tc>
+          <w:tcPr>
+            <w:tcW w:type="dxa" w:w="2160"/>
+          </w:tcPr>
+          <w:p>
+            <w:r>
+              <w:rPr>
+                <w:sz w:val="18"/>
+              </w:rPr>
+              <w:t>Default</w:t>
+            </w:r>
+          </w:p>
+        </w:tc>
+        <w:tc>
+          <w:tcPr>
+            <w:tcW w:type="dxa" w:w="2160"/>
+          </w:tcPr>
+          <w:p>
+            <w:r>
+              <w:rPr>
+                <w:sz w:val="18"/>
+              </w:rPr>
+              <w:t>Yes</w:t>
+            </w:r>
+          </w:p>
+        </w:tc>
+      </w:tr>
+      <w:tr>
+        <w:tc>
+          <w:tcPr>
+            <w:tcW w:type="dxa" w:w="2160"/>
+          </w:tcPr>
+          <w:p>
+            <w:r>
+              <w:rPr>
+                <w:sz w:val="18"/>
+              </w:rPr>
+              <w:t>OpenAI</w:t>
+            </w:r>
+          </w:p>
+        </w:tc>
+        <w:tc>
+          <w:tcPr>
+            <w:tcW w:type="dxa" w:w="2160"/>
+          </w:tcPr>
+          <w:p>
+            <w:r>
+              <w:rPr>
+                <w:sz w:val="18"/>
+              </w:rPr>
+              <w:t>`gpt-4o`</w:t>
+            </w:r>
+          </w:p>
+        </w:tc>
+        <w:tc>
+          <w:tcPr>
+            <w:tcW w:type="dxa" w:w="2160"/>
+          </w:tcPr>
+          <w:p>
+            <w:r>
+              <w:rPr>
+                <w:sz w:val="18"/>
+              </w:rPr>
+              <w:t>Default</w:t>
+            </w:r>
+          </w:p>
+        </w:tc>
+        <w:tc>
+          <w:tcPr>
+            <w:tcW w:type="dxa" w:w="2160"/>
+          </w:tcPr>
+          <w:p>
+            <w:r>
+              <w:rPr>
+                <w:sz w:val="18"/>
+              </w:rPr>
+              <w:t>Yes</w:t>
+            </w:r>
+          </w:p>
+        </w:tc>
+      </w:tr>
+      <w:tr>
+        <w:tc>
+          <w:tcPr>
+            <w:tcW w:type="dxa" w:w="2160"/>
+          </w:tcPr>
+          <w:p>
+            <w:r>
+              <w:rPr>
+                <w:sz w:val="18"/>
+              </w:rPr>
+              <w:t>TCS GenAI Lab</w:t>
+            </w:r>
+          </w:p>
+        </w:tc>
+        <w:tc>
+          <w:tcPr>
+            <w:tcW w:type="dxa" w:w="2160"/>
+          </w:tcPr>
+          <w:p>
+            <w:r>
+              <w:rPr>
+                <w:sz w:val="18"/>
+              </w:rPr>
+              <w:t>`azure/genailab-maas-gpt-4o`</w:t>
+            </w:r>
+          </w:p>
+        </w:tc>
+        <w:tc>
+          <w:tcPr>
+            <w:tcW w:type="dxa" w:w="2160"/>
+          </w:tcPr>
+          <w:p>
+            <w:r>
+              <w:rPr>
+                <w:sz w:val="18"/>
+              </w:rPr>
+              <w:t>`https://genailab.tcs.in`</w:t>
+            </w:r>
+          </w:p>
+        </w:tc>
+        <w:tc>
+          <w:tcPr>
+            <w:tcW w:type="dxa" w:w="2160"/>
+          </w:tcPr>
+          <w:p>
+            <w:r>
+              <w:rPr>
+                <w:sz w:val="18"/>
+              </w:rPr>
+              <w:t>No</w:t>
+            </w:r>
+          </w:p>
+        </w:tc>
+      </w:tr>
+      <w:tr>
+        <w:tc>
+          <w:tcPr>
+            <w:tcW w:type="dxa" w:w="2160"/>
+          </w:tcPr>
+          <w:p>
+            <w:r>
+              <w:rPr>
+                <w:sz w:val="18"/>
+              </w:rPr>
+              <w:t>Custom</w:t>
+            </w:r>
+          </w:p>
+        </w:tc>
+        <w:tc>
+          <w:tcPr>
+            <w:tcW w:type="dxa" w:w="2160"/>
+          </w:tcPr>
+          <w:p>
+            <w:r>
+              <w:rPr>
+                <w:sz w:val="18"/>
+              </w:rPr>
+              <w:t>Any</w:t>
+            </w:r>
+          </w:p>
+        </w:tc>
+        <w:tc>
+          <w:tcPr>
+            <w:tcW w:type="dxa" w:w="2160"/>
+          </w:tcPr>
+          <w:p>
+            <w:r>
+              <w:rPr>
+                <w:sz w:val="18"/>
+              </w:rPr>
+              <w:t>User-provided</w:t>
+            </w:r>
+          </w:p>
+        </w:tc>
+        <w:tc>
+          <w:tcPr>
+            <w:tcW w:type="dxa" w:w="2160"/>
+          </w:tcPr>
+          <w:p>
+            <w:r>
+              <w:rPr>
+                <w:sz w:val="18"/>
+              </w:rPr>
+              <w:t>Depends</w:t>
+            </w:r>
+          </w:p>
+        </w:tc>
+      </w:tr>
+    </w:tbl>
+    <w:p/>
     <w:p>
       <w:pPr>
         <w:pStyle w:val="Heading3"/>
@@ -1484,7 +2779,7 @@
               <w:rPr>
                 <w:sz w:val="18"/>
               </w:rPr>
-              <w:t>`gpt-4o-mini`</w:t>
+              <w:t>Configurable</w:t>
             </w:r>
           </w:p>
         </w:tc>
@@ -1497,7 +2792,7 @@
               <w:rPr>
                 <w:sz w:val="18"/>
               </w:rPr>
-              <w:t>Best cost/quality for structured output</w:t>
+              <w:t>User selects in sidebar</w:t>
             </w:r>
           </w:p>
         </w:tc>
@@ -1659,7 +2954,7 @@
         <w:pStyle w:val="ListBullet"/>
       </w:pPr>
       <w:r>
-        <w:t>Few-shot example is injected only in the Generate stage</w:t>
+        <w:t>Few-shot example is injected only in the Generate stage, includes PDF page citations</w:t>
       </w:r>
     </w:p>
     <w:p>
@@ -1667,7 +2962,7 @@
         <w:pStyle w:val="ListBullet"/>
       </w:pPr>
       <w:r>
-        <w:t>RAG context is appended to the user prompt when available</w:t>
+        <w:t>RAG context is appended with source format: `[filename, p.N, Section X.Y]: text`</w:t>
       </w:r>
     </w:p>
     <w:p>
@@ -1691,7 +2986,112 @@
         <w:rPr>
           <w:color w:val="0F4C81"/>
         </w:rPr>
-        <w:t>5. Security</w:t>
+        <w:t>5. RAG Architecture</w:t>
+      </w:r>
+    </w:p>
+    <w:p>
+      <w:pPr>
+        <w:ind w:left="432"/>
+      </w:pPr>
+      <w:r>
+        <w:rPr>
+          <w:rFonts w:ascii="Consolas" w:hAnsi="Consolas"/>
+          <w:color w:val="2D2D2D"/>
+          <w:sz w:val="18"/>
+        </w:rPr>
+        <w:t>┌────────────────────────────────────────────────┐</w:t>
+        <w:br/>
+        <w:t>│ SilverShield_Master_Policy.pdf (8 pages)        │</w:t>
+        <w:br/>
+        <w:t>│ ┌────┐┌────┐┌────┐┌────┐┌────┐┌────┐┌────┐┌──┐│</w:t>
+        <w:br/>
+        <w:t>│ │ p1 ││ p2 ││ p3 ││ p4 ││ p5 ││ p6 ││ p7 ││p8││</w:t>
+        <w:br/>
+        <w:t>│ └────┘└────┘└────┘└────┘└────┘└────┘└────┘└──┘│</w:t>
+        <w:br/>
+        <w:t>└────────────────┬───────────────────────────────┘</w:t>
+        <w:br/>
+        <w:t xml:space="preserve">                 │</w:t>
+        <w:br/>
+        <w:t xml:space="preserve">          ┌──────▼──────┐</w:t>
+        <w:br/>
+        <w:t xml:space="preserve">          │ PyPDFLoader  │  LangChain document loader</w:t>
+        <w:br/>
+        <w:t xml:space="preserve">          └──────┬──────┘</w:t>
+        <w:br/>
+        <w:t xml:space="preserve">                 │</w:t>
+        <w:br/>
+        <w:t xml:space="preserve">    ┌────────────▼────────────┐</w:t>
+        <w:br/>
+        <w:t xml:space="preserve">    │ RecursiveCharacterText  │  500 chars, 80 overlap</w:t>
+        <w:br/>
+        <w:t xml:space="preserve">    │ Splitter                │</w:t>
+        <w:br/>
+        <w:t xml:space="preserve">    └────────────┬────────────┘</w:t>
+        <w:br/>
+        <w:t xml:space="preserve">                 │</w:t>
+        <w:br/>
+        <w:t xml:space="preserve">          ~18-25 chunks (each with page metadata)</w:t>
+        <w:br/>
+        <w:t xml:space="preserve">                 │</w:t>
+        <w:br/>
+        <w:t xml:space="preserve">         ┌───────┴────────┐</w:t>
+        <w:br/>
+        <w:t xml:space="preserve">         │                │</w:t>
+        <w:br/>
+        <w:t xml:space="preserve">  ┌──────▼──────┐  ┌──────▼──────┐</w:t>
+        <w:br/>
+        <w:t xml:space="preserve">  │  ChromaDB    │  │  Keyword     │</w:t>
+        <w:br/>
+        <w:t xml:space="preserve">  │  + OpenAI    │  │  Fallback    │</w:t>
+        <w:br/>
+        <w:t xml:space="preserve">  │  Embeddings  │  │  (TF-IDF)   │</w:t>
+        <w:br/>
+        <w:t xml:space="preserve">  └──────┬──────┘  └──────┬──────┘</w:t>
+        <w:br/>
+        <w:t xml:space="preserve">         │                │</w:t>
+        <w:br/>
+        <w:t xml:space="preserve">         └───────┬────────┘</w:t>
+        <w:br/>
+        <w:t xml:space="preserve">                 │</w:t>
+        <w:br/>
+        <w:t xml:space="preserve">          ┌──────▼──────┐</w:t>
+        <w:br/>
+        <w:t xml:space="preserve">          │  RAGContext   │</w:t>
+        <w:br/>
+        <w:t xml:space="preserve">          │  - chunks[]   │</w:t>
+        <w:br/>
+        <w:t xml:space="preserve">          │  - citations  │</w:t>
+        <w:br/>
+        <w:t xml:space="preserve">          │  - method     │</w:t>
+        <w:br/>
+        <w:t xml:space="preserve">          └──────┬──────┘</w:t>
+        <w:br/>
+        <w:t xml:space="preserve">                 │</w:t>
+        <w:br/>
+        <w:t xml:space="preserve">          ┌──────▼──────┐</w:t>
+        <w:br/>
+        <w:t xml:space="preserve">          │  LLM Prompt  │  "[PDF, p.3, Section 3.2]: ..."</w:t>
+        <w:br/>
+        <w:t xml:space="preserve">          │  Injection   │</w:t>
+        <w:br/>
+        <w:t xml:space="preserve">          └─────────────┘</w:t>
+      </w:r>
+    </w:p>
+    <w:p>
+      <w:r>
+        <w:t>____________________________________________________________</w:t>
+      </w:r>
+    </w:p>
+    <w:p>
+      <w:pPr>
+        <w:pStyle w:val="Heading2"/>
+      </w:pPr>
+      <w:r>
+        <w:rPr>
+          <w:color w:val="0F4C81"/>
+        </w:rPr>
+        <w:t>6. Security</w:t>
       </w:r>
     </w:p>
     <w:tbl>
@@ -1844,6 +3244,34 @@
           </w:p>
         </w:tc>
       </w:tr>
+      <w:tr>
+        <w:tc>
+          <w:tcPr>
+            <w:tcW w:type="dxa" w:w="4320"/>
+          </w:tcPr>
+          <w:p>
+            <w:r>
+              <w:rPr>
+                <w:sz w:val="18"/>
+              </w:rPr>
+              <w:t>PDF handling</w:t>
+            </w:r>
+          </w:p>
+        </w:tc>
+        <w:tc>
+          <w:tcPr>
+            <w:tcW w:type="dxa" w:w="4320"/>
+          </w:tcPr>
+          <w:p>
+            <w:r>
+              <w:rPr>
+                <w:sz w:val="18"/>
+              </w:rPr>
+              <w:t>Policy PDF is local, not user-uploaded; no path traversal risk</w:t>
+            </w:r>
+          </w:p>
+        </w:tc>
+      </w:tr>
     </w:tbl>
     <w:p/>
     <w:p>
@@ -1859,7 +3287,7 @@
         <w:rPr>
           <w:color w:val="0F4C81"/>
         </w:rPr>
-        <w:t>6. Production Upgrade Path</w:t>
+        <w:t>7. Production Upgrade Path</w:t>
       </w:r>
     </w:p>
     <w:tbl>
@@ -1910,7 +3338,7 @@
               <w:rPr>
                 <w:sz w:val="18"/>
               </w:rPr>
-              <w:t>In-memory PolicyStore</w:t>
+              <w:t>LangChain + ChromaDB in-memory</w:t>
             </w:r>
           </w:p>
         </w:tc>
@@ -1923,7 +3351,7 @@
               <w:rPr>
                 <w:sz w:val="18"/>
               </w:rPr>
-              <w:t>Vector DB (Pinecone/Chroma) with embeddings</w:t>
+              <w:t>Persistent ChromaDB or Pinecone with embeddings</w:t>
             </w:r>
           </w:p>
         </w:tc>
@@ -1938,7 +3366,7 @@
               <w:rPr>
                 <w:sz w:val="18"/>
               </w:rPr>
-              <w:t>Keyword retrieval</w:t>
+              <w:t>PyPDFLoader for single PDF</w:t>
             </w:r>
           </w:p>
         </w:tc>
@@ -1951,7 +3379,35 @@
               <w:rPr>
                 <w:sz w:val="18"/>
               </w:rPr>
-              <w:t>Semantic search via `text-embedding-3-small`</w:t>
+              <w:t>Multi-document ingestion pipeline</w:t>
+            </w:r>
+          </w:p>
+        </w:tc>
+      </w:tr>
+      <w:tr>
+        <w:tc>
+          <w:tcPr>
+            <w:tcW w:type="dxa" w:w="4320"/>
+          </w:tcPr>
+          <w:p>
+            <w:r>
+              <w:rPr>
+                <w:sz w:val="18"/>
+              </w:rPr>
+              <w:t>Keyword fallback retrieval</w:t>
+            </w:r>
+          </w:p>
+        </w:tc>
+        <w:tc>
+          <w:tcPr>
+            <w:tcW w:type="dxa" w:w="4320"/>
+          </w:tcPr>
+          <w:p>
+            <w:r>
+              <w:rPr>
+                <w:sz w:val="18"/>
+              </w:rPr>
+              <w:t>Always vector search with embedding cache</w:t>
             </w:r>
           </w:p>
         </w:tc>
